--- a/templates/monimoi/apofasi/eklogiki.docx
+++ b/templates/monimoi/apofasi/eklogiki.docx
@@ -815,7 +815,9 @@
           <w:sz w:val="24"/>
           <w:szCs w:val="24"/>
         </w:rPr>
-        <w:t xml:space="preserve">) «Κύρωση του Κώδικα Κατάστασης Δημοσίων Πολιτικών Διοικητικών Υπαλλήλων και Υπαλλήλων Ν.Π.Δ.Δ.»                                                                                                                                                                    </w:t>
+        <w:t xml:space="preserve">) «Κύρωση του Κώδικα Κατάστασης Δημοσίων Πολιτικών Διοικητικών Υπαλλήλων και Υπαλλήλων Ν.Π.Δ.Δ.»</w:t>
+        <w:br/>
+        <w:t xml:space="preserve"/>
       </w:r>
       <w:r>
         <w:rPr>
@@ -1147,7 +1149,7 @@
           <w:sz w:val="24"/>
           <w:szCs w:val="24"/>
         </w:rPr>
-        <w:t xml:space="preserve">{{ ston_stin }} κ. {{ onomateponymo }}, εκπαιδευτικό κλάδου {{ klados }}-{{ klados_perigrafi }} του {{ sxoleio_gen }}, με ΑΜ: {{ am }} εκλογική άδεια {{ imeres_olografos }} ({{ imeres_arithmitika }}) {{ ergasimon }} {{ imeres_lexi }} από {{ imerominia_apo }} ως {{ imerominia_eos }} </w:t>
+        <w:t xml:space="preserve">{{ ston_stin }} κ. {{ onomateponymo_ait }}, εκπαιδευτικό κλάδου {{ klados }}-{{ klados_perigrafi }} του {{ sxoleio_gen }}, με ΑΜ: {{ am }} εκλογική άδεια {{ imeres_olografos }} ({{ imeres_arithmitika }}) {{ ergasimon }} {{ imeres_lexi }} από {{ imerominia_apo }} ως {{ imerominia_eos }} </w:t>
       </w:r>
       <w:r>
         <w:rPr>
